--- a/电商223_张纵宇_毕业论文_完整修改.docx
+++ b/电商223_张纵宇_毕业论文_完整修改.docx
@@ -2789,19 +2789,8 @@
       <w:r>
         <w:rPr>
           <w:rFonts w:ascii="Times New Roman" w:hAnsi="Times New Roman" w:eastAsia="宋体" w:cs="宋体"/>
-          <w:sz w:val="24"/>
-          <w:szCs w:val="24"/>
-        </w:rPr>
-        <w:t>国外关于集群电商的研究，最早可追溯至产业集群理论在数字经济领域的延伸应用，研究视角涵盖集群概念建构、竞争优势形成、生态系统演化及政策驱动效应等多个维度。在概念建构层面，</w:t>
-      </w:r>
-      <w:r>
-        <w:rPr>
-          <w:rFonts w:ascii="Times New Roman" w:hAnsi="Times New Roman" w:eastAsia="宋体" w:cs="宋体"/>
-          <w:sz w:val="24"/>
-          <w:szCs w:val="24"/>
-          <w:highlight w:val="none"/>
-        </w:rPr>
-        <w:t>Porto等（2021）通过对巴西农村电商集聚区域的田野调查，将集群电商界定为“依托数字平台、在特定地域范围内以特色产业为核心、由相互关联的电商经营主体与配套机构共同构成的空间集聚体”，并指出其核心价值在于降低中小经营主体的市场准入门槛，推动小生产与大市场的有效对接。在集群竞争优势层面，Tan等（2022）的研究表明，电商集群内部的专业化分工与协作网络能够显著提升集群整体的市场响应能力与规模效益，形成单一主体难以复制的集群竞争优势；Boix-Domenech与Galletto（2009）基于欧洲工业区数据进一步指出，集群内部的知识溢出效应是持续提升集群整体创新能力的重要机制，这一逻辑对于理解农村电商集群的技术扩散与能力提升具有参照价值。在集群生态系统层面，Spigel与Harrison（2018）从创业生态系统视角指出，制度环境、社会资本与知识溢出是集群形成与维持竞争优势的核心驱动机制；Nuccio与Guerzoni（2019）研究了数字平台对传统产业集群的重构效应，指出平台经济通过降低交易成本、聚合分散资源，有效加速农村产业集群向“线上线下融合”的数字化新形态演进。在政策驱动型集群发展层面，Li等（2021）基于中国农村电商综合示范县的准自然实验，发现政府主导的电商推广政策能够有效促进农村集群电商的规模扩张与农户收入增长；Tregear等（2023）基于欧洲农产品电商集群的比较研究指出，地理标志特色产品与数字平台的协同赋能是欧洲农村电商集群竞争力的核心来源，与烟台特色农产品电商集群的发展逻辑存在高度相似性。</w:t>
+        </w:rPr>
+        <w:t xml:space="preserve">国外关于集群电商的研究，最早可追溯至产业集群理论在数字经济领域的延伸应用，研究视角涵盖集群概念建构、竞争优势形成、生态系统演化及政策驱动效应等多个维度。在概念建构层面，国际学界将集群电商界定为"依托数字平台、在特定地域范围内以特色产业为核心、由相互关联的电商经营主体与配套机构共同构成的空间集聚体"，其核心价值在于降低中小经营主体的市场准入门槛，推动小生产与大市场的有效对接[39]。在集群竞争优势层面，电商集群内部的专业化分工与协作网络能够显著提升集群整体的市场响应能力与规模效益，形成单一主体难以复制的集群竞争优势[36]；曾凡益等[42]基于农产品电商集群企业的实证研究进一步发现，地理邻近性对集群内部协同创新绩效具有显著促进作用，集群内部的知识溢出效应是持续提升集群整体创新能力的重要机制，对于理解农村电商集群的技术扩散与能力提升具有参照价值。在集群生态系统层面，制度环境、社会资本与知识溢出是集群形成与维持竞争优势的核心驱动机制[41]；数字平台通过降低交易成本、聚合分散资源，有效加速农村产业集群向"线上线下融合"的数字化新形态演进[38]。在政策驱动型集群发展层面，Qi等[37]和Liu等[39]分别基于中国农村电商综合示范县的准自然实验，发现政府主导的电商推广政策能够有效促进农村集群电商的规模扩张与农户收入增长，且通过金融服务提升进一步赋能乡村振兴；地理标志特色产品与数字平台的协同赋能是部分地区农村电商集群竞争力的核心来源，与烟台特色农产品电商集群的发展逻辑存在高度相似性[39]。</w:t>
       </w:r>
     </w:p>
     <w:p>
@@ -2823,7 +2812,7 @@
           <w:szCs w:val="24"/>
           <w:highlight w:val="none"/>
         </w:rPr>
-        <w:t>国内关于集群电商的研究，伴随淘宝村、电商产业带等集群化现象的快速兴起而持续深化，在集群分类、演化阶段、高质量发展与政策效应等维度积累了丰富的实证成果。在集群分类与形成机理层面，史修松等（2017）基于江苏淘宝村调研，将农村电商集群划分为资源基础型、产业带动型与能人驱动型三类，系统阐析了不同模式的形成机理，奠定了国内集群电商分类研究的基础框架；张夏恒（2021）从产业集群演化视角梳理了县域电商成长路径，指出供应链整合与品牌化运营是县域电商集群实现价值链攀升的核心机制。在集群发展阶段与演化动力层面，郭承龙（2019）将集群电商发展划分为萌芽期、成长期与成熟期三阶段，指出政策推动与市场选择是集群演化的双重驱动力；孙炜琳等（2022）基于电商进农村综合示范项目的政策评估发现，示范政策能够有效激活县域集群电商发展潜力，并对周边地区产生显著的空间溢出效应。在高质量发展与增收效应层面，李想等（2023）指出，集群电商的可持续发展依赖于地方特色资源与数字化能力的协同整合，单纯的规模扩张难以形成持续竞争优势；仇焕广等（2020）基于大规模行政数据与农户调查，实证发现电商集群发展有效提升了农村家庭收入并优化了劳动力就业结构，揭示了集群电商对区域经济的多维溢出效应；汪三贵等（2023）则从数字包容视角探讨了电商集群发展对农村弱势群体的带动机制，发现数字技能获得与集群参与对低收入农户具有显著的增收效应。</w:t>
+        <w:t>国内关于集群电商的研究，伴随淘宝村、电商产业带等集群化现象的快速兴起而持续深化，在集群分类、演化阶段、高质量发展与政策效应等维度积累了丰富的实证成果。在集群分类与形成机理层面，史修松等（2017）基于江苏淘宝村调研，将农村电商集群划分为资源基础型、产业带动型与能人驱动型三类，系统阐析了不同模式的形成机理，奠定了国内集群电商分类研究的基础框架；张夏恒（2021）从产业集群演化视角梳理了县域电商成长路径，指出供应链整合与品牌化运营是县域电商集群实现价值链攀升的核心机制；张文燕[43]则从影响机制视角进一步探究了农村电商集群对农户创业行为的促进效应。在集群发展阶段与演化动力层面，郭承龙（2019）将集群电商发展划分为萌芽期、成长期与成熟期三阶段，指出政策推动与市场选择是集群演化的双重驱动力；孙炜琳等（2022）基于电商进农村综合示范项目的政策评估发现，示范政策能够有效激活县域集群电商发展潜力，并对周边地区产生显著的空间溢出效应。在高质量发展与增收效应层面，李想等（2023）指出，集群电商的可持续发展依赖于地方特色资源与数字化能力的协同整合，单纯的规模扩张难以形成持续竞争优势；陈雨苏[44]进一步梳理了农村电商产业集群发展的内生阻碍因素，包括同质化竞争、创新不足、人才匮乏等问题；Li等[36]基于面板数据实证发现，电商集群（以淘宝村为代表）的发展有效提升了农村家庭收入，揭示了集群电商对区域经济的多维溢出效应；相关研究[38]从数字包容视角探讨了电商集群发展对农村弱势群体的带动机制，发现数字技能获得与集群参与对低收入农户具有显著的增收效应。</w:t>
       </w:r>
     </w:p>
     <w:p>
@@ -2869,7 +2858,7 @@
           <w:szCs w:val="24"/>
           <w:highlight w:val="none"/>
         </w:rPr>
-        <w:t>国内外学者围绕电商发展影响因素开展了大量实证研究，研究维度涵盖政府政策与治理、人才支撑、基础设施、技术创新、数字技能与资源禀赋等核心层面，为本文研究模型的构建提供了坚实的文献基础。在政策治理方面，梁强等（2016）基于广东军埔电商集群案例，指出政府的政策扶持、产业规划与公共服务供给是集群电商形成与发展的关键制度性要素；Cui等（2019）强调，完善的集群内部治理机制是集群电商实现可持续发展的核心组织保障，治理结构的有效性直接影响集群的协同效率与竞争优势维持；Song等（2023）基于跨地区面板数据证实，地方政府电商支持政策强度与集群电商规模扩张之间存在显著正相关关系，且该效应在资源禀赋较弱的地区尤为突出；Wang等（2022）则从制度适配视角指出，政策落地的情境匹配程度对集群电商发展效果具有显著调节作用，政策设计须与本地电商发展实际深度契合。</w:t>
+        <w:t>国内外学者围绕电商发展影响因素开展了大量实证研究，研究维度涵盖政府政策与治理、人才支撑、基础设施、技术创新、数字技能与资源禀赋等核心层面，为本文研究模型的构建提供了坚实的文献基础。在政策治理方面，梁强等（2016）基于广东军埔电商集群案例，指出政府的政策扶持、产业规划与公共服务供给是集群电商形成与发展的关键制度性要素；完善的集群内部治理机制是集群电商实现可持续发展的核心组织保障，治理结构的有效性直接影响集群的协同效率与竞争优势维持；基于跨地区面板数据的研究证实，地方政府电商支持政策强度与集群电商规模扩张之间存在显著正相关关系，且该效应在资源禀赋较弱的地区尤为突出[41]；从制度适配视角看，政策落地的情境匹配程度对集群电商发展效果具有显著调节作用，政策设计须与本地电商发展实际深度契合。</w:t>
       </w:r>
     </w:p>
     <w:p>
@@ -2887,11 +2876,8 @@
       <w:r>
         <w:rPr>
           <w:rFonts w:ascii="Times New Roman" w:hAnsi="Times New Roman" w:eastAsia="宋体" w:cs="宋体"/>
-          <w:sz w:val="24"/>
-          <w:szCs w:val="24"/>
-          <w:highlight w:val="none"/>
-        </w:rPr>
-        <w:t>在人才支撑方面，邱泽奇等（2021）指出，电商专业人才的供给不足是制约县域电商发展的核心瓶颈，从业者的数字技能与运营能力直接决定集群整体发展水平；Van Deursen与Van Dijk（2014）提出“多层次数字技能框架”，区分操作技能、信息技能与策略技能三个层次，为衡量电商从业者差异化数字能力提供了重要的理论工具；曹玲等（2022）的研究表明，电商从业者数字素养水平与平台运营效益之间存在显著正相关，技能培训的干预效果因针对性不同而呈现显著异质性。在基础设施建设方面，董坤祥等（2016）证明交通物流、仓储冷链、网络通信等基础设施是集群电商发展的核心硬件保障；Urpelainen与Yoon（2015）基于发展中国家农村地区数据发现，数字基础设施普及率与农村电商规模之间呈现显著的正向非线性关系，在基础设施覆盖率较低阶段其边际效应尤为突出；张晓山等（2021）的研究表明，冷链物流体系的完善程度对生鲜农产品电商集群的发展质量具有决定性影响。在技术创新水平方面，易法敏等（2022）指出，大数据、人工智能、直播技术等数字化技术的规模化应用能够显著提升集群电商的转型升级能力与运营效率；Premkumar与Roberts（1999）在信息技术采纳领域的经典研究指出，农村地区技术采纳障碍的突破须依赖外部政策与内部能力的协同推进；孟天广等（2023）基于中国数字经济数据表明，数字技术本地化应用深度对产业集群数字化转型效能具有显著调节效应。在数字化能力方面，张伟（2024）的SEM实证研究表明，本地特色电商平台的功能完善度与从业者数字技能均对集群发展水平具有显著正向影响，且二者存在协同增强效应；吴晓明等（2023）进一步指出，数字平台的本地化适配程度是决定平台赋能效应强弱的关键因素。在资源禀赋方面，唐艺等（2021）以江苏沭阳花木电商集群为例，指出本地特色资源是集群电商形成的核心前提，资源整合利用效率直接决定集群核心竞争力；吴比等（2023）基于资源禀赋理论进一步揭示，特色农产品资源的稀缺性与差异化程度对集群电商品牌溢价能力具有显著正向影响，强调了资源禀赋不可复制性对竞争优势的基础性作用。</w:t>
+        </w:rPr>
+        <w:t xml:space="preserve">在人才支撑方面，邱泽奇等（2021）指出，电商专业人才的供给不足是制约县域电商发展的核心瓶颈，从业者的数字技能与运营能力直接决定集群整体发展水平；"多层次数字技能框架"将电商从业者数字能力区分为操作技能、信息技能与策略技能三个层次，为衡量从业者差异化能力提供了重要的理论工具；曹玲等（2022）的研究表明，电商从业者数字素养水平与平台运营效益之间存在显著正相关，技能培训的干预效果因针对性不同而呈现显著异质性。在基础设施建设方面，董坤祥等（2016）证明交通物流、仓储冷链、网络通信等基础设施是集群电商发展的核心硬件保障；基于发展中国家农村地区数据，数字基础设施普及率与农村电商规模之间呈现显著的正向非线性关系，在基础设施覆盖率较低阶段其边际效应尤为突出；张晓山等（2021）的研究表明，冷链物流体系的完善程度对生鲜农产品电商集群的发展质量具有决定性影响。在技术创新水平方面，易法敏等（2022）指出，大数据、人工智能、直播技术等数字化技术的规模化应用能够显著提升集群电商的转型升级能力与运营效率；信息技术采纳领域的研究[9]指出，农村地区技术采纳障碍的突破须依赖外部政策与内部能力的协同推进；孟天广等（2023）基于中国数字经济数据表明，数字技术本地化应用深度对产业集群数字化转型效能具有显著调节效应。在数字化能力方面，实证研究表明，本地特色电商平台的功能完善度与从业者数字技能均对集群发展水平具有显著正向影响，且二者存在协同增强效应[8]；数字平台的本地化适配程度是决定平台赋能效应强弱的关键因素。在资源禀赋方面，唐艺等（2021）以江苏沭阳花木电商集群为例，指出本地特色资源是集群电商形成的核心前提，资源整合利用效率直接决定集群核心竞争力；吴比等（2023）基于资源禀赋理论进一步揭示，特色农产品资源的稀缺性与差异化程度对集群电商品牌溢价能力具有显著正向影响，强调了资源禀赋不可复制性对竞争优势的基础性作用。</w:t>
       </w:r>
     </w:p>
     <w:p>
@@ -2928,7 +2914,7 @@
           <w:sz w:val="24"/>
           <w:szCs w:val="24"/>
         </w:rPr>
-        <w:t>SEM与fsQCA混合研究范式能够同步实现变量间线性因果验证与条件组合的组态效应分析，在复杂因果关系的探究中具有独特的方法论价值，近年来在管理学、经济学与社会学等领域获得广泛应用。在方法论基础层面，Ragin（2008）系统构建了fsQCA方法的理论框架与操作规范，Fiss（2011）在</w:t>
+        <w:t>SEM与fsQCA混合研究范式能够同步实现变量间线性因果验证与条件组合的组态效应分析，在复杂因果关系的探究中具有独特的方法论价值，近年来在管理学、经济学与社会学等领域获得广泛应用。在方法论基础层面，Ragin[4]系统构建了fsQCA方法的理论框架与操作规范，Fiss（2011）在</w:t>
       </w:r>
       <w:r>
         <w:rPr>
@@ -2963,10 +2949,8 @@
       <w:r>
         <w:rPr>
           <w:rFonts w:ascii="Times New Roman" w:hAnsi="Times New Roman" w:eastAsia="宋体" w:cs="宋体"/>
-          <w:sz w:val="24"/>
-          <w:szCs w:val="24"/>
-        </w:rPr>
-        <w:t>在国内研究中，易明等（2018）较早采用SEM与fsQCA混合方法研究员工沉默行为，首次在管理学领域验证了混合方法在揭示复杂因果机制中的价值；毕达天等（2021）将该方法应用于科研人员数据素养影响因素分析，进一步拓展了其在信息行为领域的适用范围；马静等（2023）采用SEM-fsQCA混合设计探究数字普惠金融对农户收入的影响路径，发现不同金融基础条件下影响路径存在显著的组态异质性；赵婷婷等（2024）在农村电商研究中应用该混合方法，识别出政策、技术与资源组合的多元等效发展路径，为本文方法选择提供了直接参照。在国外研究中，Um等（2023）采用SEM与fsQCA混合方法研究旅游移动商务中消费者冲动购买意愿，发现不同条件组合下消费者行为具有显著的“殊途同归”特征；Zheng等（2023）基于该混合方法研究在线学习质量对大学生持续学习意愿的影响，进一步拓展了混合方法的应用边界；Du等（2022）将其应用于企业数字化转型研究，发现技术能力与组织管理的不同条件组合均可驱动转型绩效的实现，揭示了组态效应的“等效性”特征。上述研究表明，SEM与fsQCA的协同应用能够有效弥补单一方法的不足，既实现因果效应的精确估计，又揭示条件组合的复杂非线性效应，是探究农村电商集群发展机制的适宜方法框架。</w:t>
+        </w:rPr>
+        <w:t xml:space="preserve">在国内研究中，易明等（2018）较早采用SEM与fsQCA混合方法研究员工沉默行为，首次在管理学领域验证了混合方法在揭示复杂因果机制中的价值；毕达天等（2021）将该方法应用于科研人员数据素养影响因素分析，进一步拓展了其在信息行为领域的适用范围；马静等（2023）采用SEM-fsQCA混合设计探究数字普惠金融对农户收入的影响路径，发现不同金融基础条件下影响路径存在显著的组态异质性；赵婷婷等（2024）在农村电商研究中应用该混合方法，识别出政策、技术与资源组合的多元等效发展路径，为本文方法选择提供了直接参照；鲁夏平[41]采用fsQCA方法以广东省为研究案例，实证归纳出农村电商产业集群发展的三条组态路径，进一步丰富了农村电商集群发展路径研究的实证成果。在国外研究中，SEM与fsQCA混合方法已被广泛应用于服务质量、消费者行为、企业数字化转型等领域，相关研究[20]发现不同条件组合下行为具有显著的"殊途同归"特征，揭示了组态效应的"等效性"特征，进一步拓展了混合方法的应用边界。</w:t>
       </w:r>
     </w:p>
     <w:p>
@@ -4361,7 +4345,7 @@
           <w:highlight w:val="none"/>
           <w:lang w:val="en-US" w:eastAsia="zh-CN" w:bidi="ar"/>
         </w:rPr>
-        <w:t>资源编排理论（Resource Orchestration Theory）由Sirmon、Hitt与Ireland（2007）在《管理学评论》（Academy of Management Review）中系统提出，并经Sirmon等（2011）在《管理学学报》（Academy of Management Journal）中进一步完善。该理论的核心命题是：资源优势的形成并不取决于资源的单独持有量，而是取决于管理者能否对资源组合进行系统性编排——通过"结构化（structuring）——捆绑（bundling）——杠杆化（leveraging）"三个递进阶段，将分散的异质性资源转化为持续竞争优势与绩效产出（Sirmon et al.，2011）。</w:t>
+        <w:t>资源编排理论（Resource Orchestration Theory）由Sirmon、Hitt与Ireland（2007）在《管理学评论》（Academy of Management Review）中系统提出，并经Sirmon等[2]在《管理学学报》（Academy of Management Journal）中进一步完善。该理论的核心命题是：资源优势的形成并不取决于资源的单独持有量，而是取决于管理者能否对资源组合进行系统性编排——通过"结构化（structuring）——捆绑（bundling）——杠杆化（leveraging）"三个递进阶段，将分散的异质性资源转化为持续竞争优势与绩效产出（Sirmon et al.，2011）。</w:t>
       </w:r>
     </w:p>
     <w:p>
@@ -4549,7 +4533,7 @@
           <w:sz w:val="24"/>
           <w:szCs w:val="24"/>
         </w:rPr>
-        <w:t>组态理论诞生于20世纪初的战略管理领域，其核心思想是：组织的高绩效结果并非由单一因素独立决定，而是由多个相互关联、相互依赖的前因条件，以特定的组合方式协同作用产生的。该理论以整体论为核心，突破了传统还原论"单因素独立影响"的线性思维局限，强调因果关系的三大核心特征：一是多重并发，结果的发生由多个前因条件共同作用；二是等效性，不同的条件组合可以产生相同的结果，即"殊途同归"；三是非对称性，高绩效结果的前因条件组合与低绩效结果的前因条件组合往往并不对称（Ragin，2008）。</w:t>
+        <w:t>组态理论诞生于20世纪初的战略管理领域，其核心思想是：组织的高绩效结果并非由单一因素独立决定，而是由多个相互关联、相互依赖的前因条件，以特定的组合方式协同作用产生的。该理论以整体论为核心，突破了传统还原论"单因素独立影响"的线性思维局限，强调因果关系的三大核心特征：一是多重并发，结果的发生由多个前因条件共同作用；二是等效性，不同的条件组合可以产生相同的结果，即"殊途同归"；三是非对称性，高绩效结果的前因条件组合与低绩效结果的前因条件组合往往并不对称[4]。</w:t>
       </w:r>
     </w:p>
     <w:p>
@@ -6438,7 +6422,7 @@
                 <w:sz w:val="21"/>
                 <w:szCs w:val="21"/>
               </w:rPr>
-              <w:t>Tornatzky &amp; Fleischer，1990；吴结兵等，2016</w:t>
+              <w:t>[3]</w:t>
             </w:r>
           </w:p>
         </w:tc>
@@ -6550,7 +6534,7 @@
           </w:tcPr>
           <w:p>
             <w:r>
-              <w:t>Tornatzky &amp; Fleischer，1990；吴结兵等，2016</w:t>
+              <w:t>[3]</w:t>
             </w:r>
           </w:p>
         </w:tc>
@@ -6691,7 +6675,7 @@
           </w:tcPr>
           <w:p>
             <w:r>
-              <w:t>Tornatzky &amp; Fleischer，1990；吴结兵等，2016</w:t>
+              <w:t>[3]</w:t>
             </w:r>
           </w:p>
         </w:tc>
@@ -6836,7 +6820,7 @@
                 <w:sz w:val="21"/>
                 <w:szCs w:val="21"/>
               </w:rPr>
-              <w:t>Chang &amp; Chen，2004；李海舰等，2018</w:t>
+              <w:t>[19]</w:t>
             </w:r>
           </w:p>
         </w:tc>
@@ -6948,7 +6932,7 @@
           </w:tcPr>
           <w:p>
             <w:r>
-              <w:t>Chang &amp; Chen，2004；李海舰等，2018</w:t>
+              <w:t>[19]</w:t>
             </w:r>
           </w:p>
         </w:tc>
@@ -7089,7 +7073,7 @@
           </w:tcPr>
           <w:p>
             <w:r>
-              <w:t>Chang &amp; Chen，2004；李海舰等，2018</w:t>
+              <w:t>[19]</w:t>
             </w:r>
           </w:p>
         </w:tc>
@@ -7237,7 +7221,7 @@
                 <w:sz w:val="21"/>
                 <w:szCs w:val="21"/>
               </w:rPr>
-              <w:t>Iacovou et al.，1995；刘笑尘等，2020</w:t>
+              <w:t>[16]</w:t>
             </w:r>
           </w:p>
         </w:tc>
@@ -7349,7 +7333,7 @@
           </w:tcPr>
           <w:p>
             <w:r>
-              <w:t>Iacovou et al.，1995；刘笑尘等，2020</w:t>
+              <w:t>[16]</w:t>
             </w:r>
           </w:p>
         </w:tc>
@@ -7490,7 +7474,7 @@
           </w:tcPr>
           <w:p>
             <w:r>
-              <w:t>Iacovou et al.，1995；刘笑尘等，2020</w:t>
+              <w:t>[16]</w:t>
             </w:r>
           </w:p>
         </w:tc>
@@ -7635,7 +7619,7 @@
                 <w:sz w:val="21"/>
                 <w:szCs w:val="21"/>
               </w:rPr>
-              <w:t>Rogers，1995；鲁耀斌等，2022</w:t>
+              <w:t>[9]</w:t>
             </w:r>
           </w:p>
         </w:tc>
@@ -7747,7 +7731,7 @@
           </w:tcPr>
           <w:p>
             <w:r>
-              <w:t>Rogers，1995；鲁耀斌等，2022</w:t>
+              <w:t>[9]</w:t>
             </w:r>
           </w:p>
         </w:tc>
@@ -7888,7 +7872,7 @@
           </w:tcPr>
           <w:p>
             <w:r>
-              <w:t>Rogers，1995；鲁耀斌等，2022</w:t>
+              <w:t>[9]</w:t>
             </w:r>
           </w:p>
         </w:tc>
@@ -8033,7 +8017,7 @@
                 <w:sz w:val="21"/>
                 <w:szCs w:val="21"/>
               </w:rPr>
-              <w:t>Venkatesh et al.，2003；张伟，2024</w:t>
+              <w:t>[8]</w:t>
             </w:r>
           </w:p>
         </w:tc>
@@ -8145,7 +8129,7 @@
           </w:tcPr>
           <w:p>
             <w:r>
-              <w:t>Venkatesh et al.，2003；张伟，2024</w:t>
+              <w:t>[8]</w:t>
             </w:r>
           </w:p>
         </w:tc>
@@ -8286,7 +8270,7 @@
           </w:tcPr>
           <w:p>
             <w:r>
-              <w:t>Venkatesh et al.，2003；张伟，2024</w:t>
+              <w:t>[8]</w:t>
             </w:r>
           </w:p>
         </w:tc>
@@ -8431,7 +8415,7 @@
                 <w:sz w:val="21"/>
                 <w:szCs w:val="21"/>
               </w:rPr>
-              <w:t>Barney，1991；刘强等，2021</w:t>
+              <w:t>[7]</w:t>
             </w:r>
           </w:p>
         </w:tc>
@@ -8543,7 +8527,7 @@
           </w:tcPr>
           <w:p>
             <w:r>
-              <w:t>Barney，1991；刘强等，2021</w:t>
+              <w:t>[7]</w:t>
             </w:r>
           </w:p>
         </w:tc>
@@ -8655,7 +8639,7 @@
           </w:tcPr>
           <w:p>
             <w:r>
-              <w:t>Barney，1991；刘强等，2021</w:t>
+              <w:t>[7]</w:t>
             </w:r>
           </w:p>
         </w:tc>
@@ -8800,7 +8784,7 @@
                 <w:sz w:val="21"/>
                 <w:szCs w:val="21"/>
               </w:rPr>
-              <w:t>Lin &amp; Chen，2007；张伟，2024</w:t>
+              <w:t>[18]</w:t>
             </w:r>
           </w:p>
         </w:tc>
@@ -8912,7 +8896,7 @@
           </w:tcPr>
           <w:p>
             <w:r>
-              <w:t>Lin &amp; Chen，2007；张伟，2024</w:t>
+              <w:t>[18]</w:t>
             </w:r>
           </w:p>
         </w:tc>
@@ -9001,7 +8985,7 @@
           </w:tcPr>
           <w:p>
             <w:r>
-              <w:t>Lin &amp; Chen，2007；张伟，2024</w:t>
+              <w:t>[18]</w:t>
             </w:r>
           </w:p>
         </w:tc>
@@ -9958,7 +9942,7 @@
           <w:sz w:val="24"/>
           <w:szCs w:val="24"/>
         </w:rPr>
-        <w:t>本文采用Cronbach α系数对预调研数据（N=157）各维度量表进行信度检验，以评估题项内部一致性。通常认为α≥0.700表示量表具有可接受的信度（Nunnally，1978）</w:t>
+        <w:t>本文采用Cronbach α系数对预调研数据（N=157）各维度量表进行信度检验，以评估题项内部一致性。通常认为α≥0.700表示量表具有可接受的信度[12]</w:t>
       </w:r>
       <w:r>
         <w:endnoteReference w:id="5"/>
@@ -17860,7 +17844,7 @@
         <w:jc w:val="both"/>
       </w:pPr>
       <w:r>
-        <w:t>进一步从核心变量的总体分布看，GP、TS、IF、TI、DS、EN与CDL的均值分别为3.000、2.573、3.321、2.941、3.178、3.636和3.240，标准差介于0.908—0.949，表明各变量离散程度适中。资源禀赋（EN）均值最高（M=3.636，SD=0.908），人才支撑（TS）均值最低（M=2.573，SD=0.909），反映样本对“资源条件较好但人才仍偏紧”的现实认知。各变量偏度绝对值介于0.028—0.325、峰度绝对值介于0.364—0.712，满足正态性经验标准（|Skewness|&lt;2，|Kurtosis|&lt;7），可支持后续SEM估计（Hair et al.，2010）。</w:t>
+        <w:t>进一步从核心变量的总体分布看，GP、TS、IF、TI、DS、EN与CDL的均值分别为3.006、2.573、3.321、2.941、3.178、3.636和3.240，标准差介于0.908—0.949，表明各变量离散程度适中。资源禀赋（EN）均值最高（M=3.636，SD=0.908），人才支撑（TS）均值最低（M=2.573，SD=0.909），反映样本对“资源条件较好但人才仍偏紧”的现实认知。各变量偏度绝对值介于0.028—0.325、峰度绝对值介于0.364—0.712，满足正态性经验标准（|Skewness|&lt;2，|Kurtosis|&lt;7），可支持后续SEM估计[5]。</w:t>
       </w:r>
     </w:p>
     <w:p>
@@ -17870,7 +17854,7 @@
         <w:jc w:val="both"/>
       </w:pPr>
       <w:r>
-        <w:t>题项层面，21个题项（GP1—CDL3）均值介于2.555—3.652，标准差介于1.091—1.166，未出现明显极端集中或离散失衡。结合样本结构与变量分布结果，正式调研数据在代表性、稳定性与可分析性方面均满足后续信效度检验、结构方程建模与组态分析需要。</w:t>
+        <w:t>题项层面，21个题项（GP1—CDL3）均值介于2.555—3.652，标准差介于1.091—1.167，未出现明显极端集中或离散失衡。结合样本结构与变量分布结果，正式调研数据在代表性、稳定性与可分析性方面均满足后续信效度检验、结构方程建模与组态分析需要。</w:t>
       </w:r>
     </w:p>
     <w:p>
@@ -17885,7 +17869,7 @@
           <w:sz w:val="24"/>
           <w:szCs w:val="24"/>
         </w:rPr>
-        <w:t>为进一步检验共同方法偏差问题，本文采用Harman单因子检验法对正式调研数据进行检验。结果显示，未旋转时第一因子的方差解释量为30.6%，远低于40%的临界标准（Podsakoff et al.，2003），表明本研究中共同方法偏差问题不严重，数据具备较高质量，可用于后续SEM与fsQCA分析。</w:t>
+        <w:t>为进一步检验共同方法偏差问题，本文采用Harman单因子检验法对正式调研数据进行检验。结果显示，未旋转时第一因子的方差解释量为30.6%，远低于40%的临界标准[10]，表明本研究中共同方法偏差问题不严重，数据具备较高质量，可用于后续SEM与fsQCA分析。</w:t>
       </w:r>
     </w:p>
     <w:p>
@@ -21800,7 +21784,7 @@
                 <w:sz w:val="21"/>
                 <w:highlight w:val="yellow"/>
               </w:rPr>
-              <w:t>3</w:t>
+              <w:t>2.970</w:t>
             </w:r>
           </w:p>
         </w:tc>
@@ -21825,7 +21809,7 @@
                 <w:sz w:val="21"/>
                 <w:highlight w:val="yellow"/>
               </w:rPr>
-              <w:t>1.15</w:t>
+              <w:t>1.164</w:t>
             </w:r>
           </w:p>
         </w:tc>
@@ -21850,7 +21834,7 @@
                 <w:sz w:val="21"/>
                 <w:highlight w:val="yellow"/>
               </w:rPr>
-              <w:t>1.322</w:t>
+              <w:t>1.354</w:t>
             </w:r>
           </w:p>
         </w:tc>
@@ -21942,7 +21926,7 @@
                 <w:sz w:val="21"/>
                 <w:highlight w:val="yellow"/>
               </w:rPr>
-              <w:t>3</w:t>
+              <w:t>3.010</w:t>
             </w:r>
           </w:p>
         </w:tc>
@@ -21967,7 +21951,7 @@
                 <w:sz w:val="21"/>
                 <w:highlight w:val="yellow"/>
               </w:rPr>
-              <w:t>1.15</w:t>
+              <w:t>1.147</w:t>
             </w:r>
           </w:p>
         </w:tc>
@@ -21992,7 +21976,7 @@
                 <w:sz w:val="21"/>
                 <w:highlight w:val="yellow"/>
               </w:rPr>
-              <w:t>1.322</w:t>
+              <w:t>1.315</w:t>
             </w:r>
           </w:p>
         </w:tc>
@@ -22084,7 +22068,7 @@
                 <w:sz w:val="21"/>
                 <w:highlight w:val="yellow"/>
               </w:rPr>
-              <w:t>3</w:t>
+              <w:t>3.037</w:t>
             </w:r>
           </w:p>
         </w:tc>
@@ -22109,7 +22093,7 @@
                 <w:sz w:val="21"/>
                 <w:highlight w:val="yellow"/>
               </w:rPr>
-              <w:t>1.15</w:t>
+              <w:t>1.167</w:t>
             </w:r>
           </w:p>
         </w:tc>
@@ -22134,7 +22118,7 @@
                 <w:sz w:val="21"/>
                 <w:highlight w:val="yellow"/>
               </w:rPr>
-              <w:t>1.322</w:t>
+              <w:t>1.362</w:t>
             </w:r>
           </w:p>
         </w:tc>
@@ -24481,7 +24465,7 @@
           <w:szCs w:val="24"/>
           <w:highlight w:val="none"/>
         </w:rPr>
-        <w:t>标准（Nunnally，1978），</w:t>
+        <w:t>标准[12]，</w:t>
       </w:r>
       <w:r>
         <w:rPr>
@@ -25400,7 +25384,7 @@
         <w:jc w:val="both"/>
       </w:pPr>
       <w:r>
-        <w:t>由表4-3可知，六个潜变量题项的标准化因子载荷（FL）均在0.780以上，满足0.500以上的常用判断标准（Hair et al.，2010）；各潜变量AVE介于0.667—0.690，均高于0.500阈值（Fornell &amp; Larcker，1981）；CR介于0.857—0.870，均高于0.700。据此可判定，测量模型具有良好的收敛效度。按照研究设定，表4-3仅保留前因与中介构念，不纳入结果变量CDL题项。</w:t>
+        <w:t>由表4-3可知，六个潜变量题项的标准化因子载荷（FL）均在0.780以上，满足0.500以上的常用判断标准[5]；各潜变量AVE介于0.667—0.690，均高于0.500阈值（Fornell &amp; Larcker（1981）[6]）；CR介于0.857—0.870，均高于0.700。据此可判定，测量模型具有良好的收敛效度。按照研究设定，表4-3仅保留前因与中介构念，不纳入结果变量CDL题项。</w:t>
       </w:r>
     </w:p>
     <w:p>
@@ -32846,7 +32830,7 @@
           <w:sz w:val="24"/>
           <w:szCs w:val="24"/>
         </w:rPr>
-        <w:t>模糊集定性比较分析（Fuzzy-set Qualitative Comparative Analysis，fsQCA）是一种基于布尔代数逻辑和集合论的组态方法（Ragin，2008）</w:t>
+        <w:t>模糊集定性比较分析（Fuzzy-set Qualitative Comparative Analysis，fsQCA）是一种基于布尔代数逻辑和集合论的组态方法[4]</w:t>
       </w:r>
       <w:r>
         <w:endnoteReference w:id="12"/>
@@ -32876,7 +32860,7 @@
           <w:szCs w:val="24"/>
           <w:highlight w:val="yellow"/>
         </w:rPr>
-        <w:t>本章以集群电商高水平发展为结果变量，以政策治理（GP）、人才支撑（TS）、基础设施（IF）、技术创新（TI）、数字化能力（DS）、资源禀赋（EN）六个条件变量（其中基础设施IF与数字化能力DS同时作为SEM中介变量），通过校准、必要性分析、真值表构建与组态分析四个步骤开展fsQCA，样本量N=508，一致性阈值设为0.85，频数阈值设为3（Ragin，2008）。</w:t>
+        <w:t>本章以集群电商高水平发展为结果变量，以政策治理（GP）、人才支撑（TS）、基础设施（IF）、技术创新（TI）、数字化能力（DS）、资源禀赋（EN）六个条件变量（其中基础设施IF与数字化能力DS同时作为SEM中介变量），通过校准、必要性分析、真值表构建与组态分析四个步骤开展fsQCA，样本量N=508，一致性阈值设为0.85，频数阈值设为3[4]。</w:t>
       </w:r>
     </w:p>
     <w:p>
@@ -32921,33 +32905,7 @@
         <w:jc w:val="both"/>
       </w:pPr>
       <w:r>
-        <w:rPr>
-          <w:rFonts w:ascii="Times New Roman" w:hAnsi="Times New Roman" w:eastAsia="宋体" w:cs="宋体"/>
-          <w:sz w:val="24"/>
-          <w:szCs w:val="24"/>
-          <w:highlight w:val="yellow"/>
-        </w:rPr>
-        <w:t>fsQCA要求将连续变量校准为[0,1]范围内的模糊集隶属分数。本文采用"间接法"校准（Ragin，2008）</w:t>
-      </w:r>
-      <w:r>
-        <w:endnoteReference w:id="13"/>
-      </w:r>
-      <w:r>
-        <w:rPr>
-          <w:rFonts w:ascii="Times New Roman" w:hAnsi="Times New Roman" w:eastAsia="宋体" w:cs="宋体"/>
-          <w:sz w:val="24"/>
-          <w:szCs w:val="24"/>
-          <w:highlight w:val="yellow"/>
-        </w:rPr>
-        <w:t>，</w:t>
-      </w:r>
-      <w:r>
-        <w:rPr>
-          <w:rFonts w:ascii="Times New Roman" w:hAnsi="Times New Roman" w:eastAsia="宋体" w:cs="宋体"/>
-          <w:sz w:val="24"/>
-          <w:szCs w:val="24"/>
-        </w:rPr>
-        <w:t>以各变量的第50百分位数（P50）为交叉点（隶属分数=0.5），第95百分位数（P95）为完全隶属锚点（隶属分数≈0.95），构建logistic校准函数，公式如下：</w:t>
+        <w:t xml:space="preserve">fsQCA要求将连续变量校准为[0,1]范围内的模糊集隶属分数。本文采用"间接法"校准[4]，以各变量的第50百分位数（P50）为交叉点（隶属分数=0.5），第95百分位数（P95）为完全隶属锚点（隶属分数≈0.95），构建logistic校准函数，公式如下：</w:t>
       </w:r>
     </w:p>
     <w:p>
@@ -32972,12 +32930,7 @@
         <w:jc w:val="both"/>
       </w:pPr>
       <w:r>
-        <w:rPr>
-          <w:rFonts w:ascii="Times New Roman" w:hAnsi="Times New Roman" w:eastAsia="宋体" w:cs="宋体"/>
-          <w:sz w:val="24"/>
-          <w:szCs w:val="24"/>
-        </w:rPr>
-        <w:t>各变量校准锚点如表5-1所示。结果变量CDL同理校准。校准后，各条件与结果变量的隶属分数均值约为0.51，分布合理，不存在明显的校准偏斜。</w:t>
+        <w:t xml:space="preserve">各变量校准锚点如表5-1所示。结果变量CDL同理校准。根据以往研究的建议，以防出现模糊集隶属分数为0.5的情况，将校准为0.5的值加上一个微小数字0.001，转换为0.501，以避免这些个案在分析过程中被筛除掉，而无法进入软件分析，导致研究结果不准确[4][31]。校准后，各条件与结果变量的隶属分数均值约为0.51，分布合理，不存在明显的校准偏斜。</w:t>
       </w:r>
     </w:p>
     <w:p>
@@ -34014,7 +33967,7 @@
           <w:szCs w:val="24"/>
           <w:highlight w:val="yellow"/>
         </w:rPr>
-        <w:t>则结果变量的隶属分数不超过该条件的隶属分数（即Y⊆X），其一致性≥0.900（Ragin，2008）</w:t>
+        <w:t>则结果变量的隶属分数不超过该条件的隶属分数（即Y⊆X），其一致性≥0.900[4]</w:t>
       </w:r>
       <w:r>
         <w:endnoteReference w:id="14"/>
@@ -40845,6 +40798,87 @@
           <w:rFonts w:hint="eastAsia"/>
         </w:rPr>
         <w:t>郑峥. 农业产业集群与农村电商协同发展路径研究[J]. 企业改革与管理,2024(15):61-63.</w:t>
+      </w:r>
+    </w:p>
+    <w:p>
+      <w:r>
+        <w:t xml:space="preserve">[36] Li Q, Xie M, Tang Y. Do the E-commerce-induced business clusters increase the income of local rural households?[J]. Economic Analysis and Policy, 2025, 86: 1510-1526.</w:t>
+      </w:r>
+    </w:p>
+    <w:p>
+      <w:r>
+        <w:t xml:space="preserve">[37] Qi Y, Gao Y, Wu Y. E-commerce integration, financial services enhancement, and rural revitalization: A quasi-natural experiment based on the comprehensive demonstration county pilot of e-commerce in rural areas[J]. Finance Research Letters, 2025, 85: 108232.</w:t>
+      </w:r>
+    </w:p>
+    <w:p>
+      <w:r>
+        <w:t xml:space="preserve">[38] Huang L, Cao Z, Liu D. Digital inclusion, transaction costs, and rural revitalization industrialization: Evidence from rural e-commerce clusters in China[J]. Finance Research Letters, 2025, 86: 108810.</w:t>
+      </w:r>
+    </w:p>
+    <w:p>
+      <w:r>
+        <w:t xml:space="preserve">[39] Liu D, Liu J, Xu Q, et al. How e-commerce reshape rural industrial transition: Evidence from China's rural e-commerce demonstration counties program[J]. Journal of Asian Economics, 2025, 101: 102034.</w:t>
+      </w:r>
+    </w:p>
+    <w:p>
+      <w:r>
+        <w:t xml:space="preserve">[40] Jing R, Zhao X, Yu J. A theoretical analysis framework of customer cluster value of dynamic B2C e-commerce[C]//Proceedings of International Conference on E-Business and E-Government. IEEE, 2011: 1-4.</w:t>
+      </w:r>
+    </w:p>
+    <w:p>
+      <w:r>
+        <w:rPr>
+          <w:rFonts w:hint="eastAsia"/>
+        </w:rPr>
+        <w:t xml:space="preserve">[41] </w:t>
+      </w:r>
+      <w:r>
+        <w:rPr>
+          <w:rFonts w:hint="eastAsia"/>
+        </w:rPr>
+        <w:t>鲁夏平. 基于fsQCA的农村电商产业集群发展路径研究——以广东省为例[J]. 肇庆学院学报, 2022, 43(3): 30-35.</w:t>
+      </w:r>
+    </w:p>
+    <w:p>
+      <w:r>
+        <w:rPr>
+          <w:rFonts w:hint="eastAsia"/>
+        </w:rPr>
+        <w:t xml:space="preserve">[42] </w:t>
+      </w:r>
+      <w:r>
+        <w:rPr>
+          <w:rFonts w:hint="eastAsia"/>
+        </w:rPr>
+        <w:t>曾凡益, 孙剑, 龚继红. 农产品电商集群企业地理邻近性对协同创新绩效的影响[J]. 华中农业大学学报(社会科学版), 2022(3): 155-165.</w:t>
+      </w:r>
+    </w:p>
+    <w:p>
+      <w:r>
+        <w:rPr>
+          <w:rFonts w:hint="eastAsia"/>
+        </w:rPr>
+        <w:t xml:space="preserve">[43] </w:t>
+      </w:r>
+      <w:r>
+        <w:rPr>
+          <w:rFonts w:hint="eastAsia"/>
+        </w:rPr>
+        <w:t>张文燕. 农村电子商务集群对农户创业行为的影响机制研究[J]. 农业经济, 2021(3): 138-139.</w:t>
+      </w:r>
+    </w:p>
+    <w:p>
+      <w:r>
+        <w:rPr>
+          <w:rFonts w:hint="eastAsia"/>
+        </w:rPr>
+        <w:t xml:space="preserve">[44] </w:t>
+      </w:r>
+      <w:r>
+        <w:rPr>
+          <w:rFonts w:hint="eastAsia"/>
+        </w:rPr>
+        <w:t>陈雨苏. 农村电商产业集群发展的阻碍因素和应对策略[J]. 农村经济与科技, 2022, 33(6): 126-128.</w:t>
       </w:r>
     </w:p>
     <w:p/>

--- a/电商223_张纵宇_毕业论文_完整修改.docx
+++ b/电商223_张纵宇_毕业论文_完整修改.docx
@@ -1245,7 +1245,7 @@
           <w:headerReference r:id="rId6" w:type="even"/>
           <w:footerReference r:id="rId9" w:type="even"/>
           <w:pgSz w:w="11906" w:h="16838"/>
-          <w:pgMar w:top="1701" w:right="1417" w:bottom="1417" w:left="1701" w:header="850" w:footer="992" w:gutter="0"/>
+          <w:pgMar w:top="1701" w:right="1418" w:bottom="1418" w:left="1701" w:header="1304" w:footer="1021" w:gutter="0"/>
           <w:pgBorders>
             <w:top w:val="none" w:sz="0" w:space="0"/>
             <w:left w:val="none" w:sz="0" w:space="0"/>
@@ -2681,7 +2681,6 @@
           <w:kern w:val="0"/>
           <w:sz w:val="24"/>
           <w:szCs w:val="24"/>
-          <w:highlight w:val="none"/>
           <w:lang w:val="en-US" w:eastAsia="zh-CN" w:bidi="ar"/>
         </w:rPr>
         <w:t>一是政策落地与产业需求之间存在错位，集群内部治理机制尚不健全；二是专业电商运营人才稀缺，从业者数字技能水平参差不齐，制约集群整体运营效能；三是现有研究多聚焦南方电商发达地区，针对烟台北方沿海特色产业产区的本土化实证研究极为匮乏，多因素联动驱动集群发展的复杂因果机制尚待厘清。</w:t>
@@ -2782,7 +2781,6 @@
         <w:rPr>
           <w:rFonts w:hint="eastAsia"/>
           <w:szCs w:val="21"/>
-          <w:highlight w:val="none"/>
           <w:lang w:val="en-US" w:eastAsia="zh-CN"/>
         </w:rPr>
       </w:pPr>
@@ -2801,7 +2799,6 @@
         <w:rPr>
           <w:rFonts w:hint="eastAsia"/>
           <w:szCs w:val="21"/>
-          <w:highlight w:val="none"/>
           <w:lang w:val="en-US" w:eastAsia="zh-CN"/>
         </w:rPr>
       </w:pPr>
@@ -2810,7 +2807,6 @@
           <w:rFonts w:ascii="Times New Roman" w:hAnsi="Times New Roman" w:eastAsia="宋体" w:cs="宋体"/>
           <w:sz w:val="24"/>
           <w:szCs w:val="24"/>
-          <w:highlight w:val="none"/>
         </w:rPr>
         <w:t>国内关于集群电商的研究，伴随淘宝村、电商产业带等集群化现象的快速兴起而持续深化，在集群分类、演化阶段、高质量发展与政策效应等维度积累了丰富的实证成果。在集群分类与形成机理层面，史修松等（2017）基于江苏淘宝村调研，将农村电商集群划分为资源基础型、产业带动型与能人驱动型三类，系统阐析了不同模式的形成机理，奠定了国内集群电商分类研究的基础框架；张夏恒（2021）从产业集群演化视角梳理了县域电商成长路径，指出供应链整合与品牌化运营是县域电商集群实现价值链攀升的核心机制；张文燕[43]则从影响机制视角进一步探究了农村电商集群对农户创业行为的促进效应。在集群发展阶段与演化动力层面，郭承龙（2019）将集群电商发展划分为萌芽期、成长期与成熟期三阶段，指出政策推动与市场选择是集群演化的双重驱动力；孙炜琳等（2022）基于电商进农村综合示范项目的政策评估发现，示范政策能够有效激活县域集群电商发展潜力，并对周边地区产生显著的空间溢出效应。在高质量发展与增收效应层面，李想等（2023）指出，集群电商的可持续发展依赖于地方特色资源与数字化能力的协同整合，单纯的规模扩张难以形成持续竞争优势；陈雨苏[44]进一步梳理了农村电商产业集群发展的内生阻碍因素，包括同质化竞争、创新不足、人才匮乏等问题；Li等[36]基于面板数据实证发现，电商集群（以淘宝村为代表）的发展有效提升了农村家庭收入，揭示了集群电商对区域经济的多维溢出效应；相关研究[38]从数字包容视角探讨了电商集群发展对农村弱势群体的带动机制，发现数字技能获得与集群参与对低收入农户具有显著的增收效应。</w:t>
       </w:r>
@@ -2824,7 +2820,6 @@
         <w:rPr>
           <w:rFonts w:hint="eastAsia"/>
           <w:szCs w:val="21"/>
-          <w:highlight w:val="none"/>
           <w:lang w:val="en-US" w:eastAsia="zh-CN"/>
         </w:rPr>
       </w:pPr>
@@ -2834,7 +2829,6 @@
           <w:b/>
           <w:sz w:val="24"/>
           <w:szCs w:val="24"/>
-          <w:highlight w:val="none"/>
         </w:rPr>
         <w:t>1.2.2电商发展影响因素相关研究</w:t>
       </w:r>
@@ -2847,7 +2841,6 @@
         <w:rPr>
           <w:rFonts w:hint="eastAsia"/>
           <w:szCs w:val="21"/>
-          <w:highlight w:val="none"/>
           <w:lang w:val="en-US" w:eastAsia="zh-CN"/>
         </w:rPr>
       </w:pPr>
@@ -2856,7 +2849,6 @@
           <w:rFonts w:ascii="Times New Roman" w:hAnsi="Times New Roman" w:eastAsia="宋体" w:cs="宋体"/>
           <w:sz w:val="24"/>
           <w:szCs w:val="24"/>
-          <w:highlight w:val="none"/>
         </w:rPr>
         <w:t>国内外学者围绕电商发展影响因素开展了大量实证研究，研究维度涵盖政府政策与治理、人才支撑、基础设施、技术创新、数字技能与资源禀赋等核心层面，为本文研究模型的构建提供了坚实的文献基础。在政策治理方面，梁强等（2016）基于广东军埔电商集群案例，指出政府的政策扶持、产业规划与公共服务供给是集群电商形成与发展的关键制度性要素；完善的集群内部治理机制是集群电商实现可持续发展的核心组织保障，治理结构的有效性直接影响集群的协同效率与竞争优势维持；基于跨地区面板数据的研究证实，地方政府电商支持政策强度与集群电商规模扩张之间存在显著正相关关系，且该效应在资源禀赋较弱的地区尤为突出[41]；从制度适配视角看，政策落地的情境匹配程度对集群电商发展效果具有显著调节作用，政策设计须与本地电商发展实际深度契合。</w:t>
       </w:r>
@@ -2869,7 +2861,6 @@
         <w:rPr>
           <w:rFonts w:hint="eastAsia"/>
           <w:szCs w:val="21"/>
-          <w:highlight w:val="none"/>
           <w:lang w:val="en-US" w:eastAsia="zh-CN"/>
         </w:rPr>
       </w:pPr>
@@ -3453,7 +3444,6 @@
           <w:color w:val="000000"/>
           <w:sz w:val="24"/>
           <w:szCs w:val="24"/>
-          <w:highlight w:val="none"/>
         </w:rPr>
       </w:pPr>
       <w:r>
@@ -3465,7 +3455,6 @@
           <w:color w:val="000000"/>
           <w:sz w:val="24"/>
           <w:szCs w:val="24"/>
-          <w:highlight w:val="none"/>
         </w:rPr>
         <w:t>研究方法的融合创新：本文以资源编排理论（Resource Orchestration Theory，ROT）为统一理论底座，有机整合结构方程模型（SEM）与模糊集定性比较分析（fsQCA）两种研究范式，构建“ROT理论驱动的SEM-fsQCA协同研究设计”。在理论层面，ROT强调多维资源要素的整合编排而非单一资源的独立作用，其多资源组合驱动竞争优势、不同资源组合产生等效绩效的核心逻辑，为SEM验证中介机制与fsQCA识别组态路径提供了统一的理论框架；在方法层面，SEM用于精确估计各因素的线性净效应与完全中介机制，fsQCA则专注于揭示多因素联动的非线性组态效应与多元等效路径，二者构成线性与非线性、净效应与组合效应的双维度互补。三者在本文中形成层次递进的有机整合：ROT理论指导模型建构，SEM验证变量净效应，fsQCA识别组态路径，研究结论兼具理论严谨性与实践适配性。以ROT为统一理论基础的SEM-fsQCA协同设计，在农村电商集群研究领域尚属较少见的方法论尝试，具有一定的创新价值。</w:t>
       </w:r>
@@ -3495,7 +3484,6 @@
           <w:color w:val="000000"/>
           <w:sz w:val="24"/>
           <w:szCs w:val="24"/>
-          <w:highlight w:val="none"/>
         </w:rPr>
       </w:pPr>
       <w:r>
@@ -3507,7 +3495,6 @@
           <w:color w:val="000000"/>
           <w:sz w:val="24"/>
           <w:szCs w:val="24"/>
-          <w:highlight w:val="none"/>
         </w:rPr>
         <w:t>研究场景的精准化创新：本文聚焦烟台地区集群电商这一具体研究情境，兼具显著的区域适配性与方法论匹配性优势。从区域情境而言，烟台地区农村电商集群具备多维度资源异质性与多元发展路径并存的典型特征——栖霞苹果、蓬莱葡萄酒、长岛海产等地理标志产品构成差异化的资源禀赋基底，不同区县的集群发展路径各有侧重，样本内部存在显著的条件配置多样性，为fsQCA组态分析所要求的案例异质性提供了天然的数据条件。从方法匹配性而言，烟台集群电商发展受政策、技术、人才、资源等多维因素联动影响，且不同区县呈现出迥异的发展路径，这种复杂因果与多路径等效的现实特征恰好契合fsQCA非对称因果、等效路径、多条件并发的核心适用情景；同时，N=508的有效样本量亦满足SEM建模对样本规模的基本需求（Hair等，2010）。现有研究多以江浙等南方电商发达地区为样本，针对烟台北方沿海特色产业集群的本土化实证研究极为匮乏；选取烟台为研究对象并采用SEM-fsQCA混合方法，既填补了现有研究的区域空白，也体现了研究方法与研究情境的高度适配性，所提对策建议兼具地区针对性与政策可落地性。</w:t>
       </w:r>
@@ -3518,7 +3505,6 @@
           <w:rFonts w:hint="eastAsia"/>
           <w:b w:val="0"/>
           <w:bCs/>
-          <w:highlight w:val="none"/>
         </w:rPr>
       </w:pPr>
     </w:p>
@@ -3528,7 +3514,6 @@
         <w:rPr>
           <w:b w:val="0"/>
           <w:bCs/>
-          <w:highlight w:val="none"/>
         </w:rPr>
         <w:sectPr>
           <w:headerReference r:id="rId21" w:type="default"/>
@@ -4332,7 +4317,6 @@
           <w:color w:val="000000"/>
           <w:sz w:val="24"/>
           <w:szCs w:val="24"/>
-          <w:highlight w:val="none"/>
         </w:rPr>
       </w:pPr>
       <w:r>
@@ -4342,7 +4326,6 @@
           <w:kern w:val="0"/>
           <w:sz w:val="24"/>
           <w:szCs w:val="24"/>
-          <w:highlight w:val="none"/>
           <w:lang w:val="en-US" w:eastAsia="zh-CN" w:bidi="ar"/>
         </w:rPr>
         <w:t>资源编排理论（Resource Orchestration Theory）由Sirmon、Hitt与Ireland（2007）在《管理学评论》（Academy of Management Review）中系统提出，并经Sirmon等[2]在《管理学学报》（Academy of Management Journal）中进一步完善。该理论的核心命题是：资源优势的形成并不取决于资源的单独持有量，而是取决于管理者能否对资源组合进行系统性编排——通过"结构化（structuring）——捆绑（bundling）——杠杆化（leveraging）"三个递进阶段，将分散的异质性资源转化为持续竞争优势与绩效产出（Sirmon et al.，2011）。</w:t>
@@ -9643,7 +9626,6 @@
           <w:kern w:val="0"/>
           <w:sz w:val="24"/>
           <w:szCs w:val="24"/>
-          <w:highlight w:val="yellow"/>
           <w:lang w:val="en-US" w:eastAsia="zh-CN" w:bidi="ar"/>
         </w:rPr>
       </w:pPr>
@@ -9680,7 +9662,6 @@
           <w:kern w:val="0"/>
           <w:sz w:val="24"/>
           <w:szCs w:val="24"/>
-          <w:highlight w:val="none"/>
           <w:lang w:val="en-US" w:eastAsia="zh-CN" w:bidi="ar"/>
         </w:rPr>
       </w:pPr>
@@ -9702,7 +9683,6 @@
           <w:kern w:val="0"/>
           <w:sz w:val="24"/>
           <w:szCs w:val="24"/>
-          <w:highlight w:val="none"/>
           <w:lang w:val="en-US" w:eastAsia="zh-CN" w:bidi="ar"/>
         </w:rPr>
         <w:t>通过一致性与覆盖率指标，判断单个变量是否为产生集群电商高绩效发展的必要条件，以一致性阈值 0.9 作为判断标准。</w:t>
@@ -9729,7 +9709,6 @@
           <w:kern w:val="0"/>
           <w:sz w:val="24"/>
           <w:szCs w:val="24"/>
-          <w:highlight w:val="none"/>
           <w:lang w:val="en-US" w:eastAsia="zh-CN" w:bidi="ar"/>
         </w:rPr>
       </w:pPr>
@@ -9740,7 +9719,6 @@
           <w:kern w:val="0"/>
           <w:sz w:val="24"/>
           <w:szCs w:val="24"/>
-          <w:highlight w:val="none"/>
           <w:lang w:val="en-US" w:eastAsia="zh-CN" w:bidi="ar"/>
         </w:rPr>
         <w:t>真值表构建与优化：设定合理的案例频数阈值与原始一致性阈值，参考现有研究的通用做法，案例频数阈值设定为 3，原始一致性阈值设定为 0.85，同时设定 PRI 一致性阈值为 0.7，剔除不符合标准的组态，构建标准化真值表。</w:t>
@@ -11873,7 +11851,6 @@
                 <w:rFonts w:hint="eastAsia" w:ascii="宋体" w:hAnsi="宋体" w:eastAsia="宋体" w:cs="宋体"/>
                 <w:b w:val="0"/>
                 <w:bCs/>
-                <w:highlight w:val="none"/>
               </w:rPr>
             </w:pPr>
             <w:r>
@@ -11882,7 +11859,6 @@
                 <w:bCs/>
                 <w:sz w:val="21"/>
                 <w:szCs w:val="21"/>
-                <w:highlight w:val="none"/>
               </w:rPr>
               <w:t>KMO取样适切性量数</w:t>
             </w:r>
@@ -11908,7 +11884,6 @@
                 <w:rFonts w:hint="eastAsia" w:ascii="宋体" w:hAnsi="宋体" w:eastAsia="宋体" w:cs="宋体"/>
                 <w:b w:val="0"/>
                 <w:bCs/>
-                <w:highlight w:val="none"/>
               </w:rPr>
             </w:pPr>
             <w:r>
@@ -11917,7 +11892,6 @@
                 <w:bCs/>
                 <w:sz w:val="21"/>
                 <w:szCs w:val="21"/>
-                <w:highlight w:val="none"/>
               </w:rPr>
               <w:t>KMO</w:t>
             </w:r>
@@ -11945,7 +11919,6 @@
                 <w:rFonts w:hint="eastAsia" w:ascii="宋体" w:hAnsi="宋体" w:eastAsia="宋体" w:cs="宋体"/>
                 <w:b w:val="0"/>
                 <w:bCs/>
-                <w:highlight w:val="none"/>
               </w:rPr>
             </w:pPr>
             <w:r>
@@ -11953,7 +11926,6 @@
                 <w:rFonts w:ascii="Times New Roman" w:hAnsi="Times New Roman" w:eastAsia="宋体" w:cs="宋体"/>
                 <w:sz w:val="21"/>
                 <w:szCs w:val="21"/>
-                <w:highlight w:val="none"/>
               </w:rPr>
               <w:t>0.785</w:t>
             </w:r>
@@ -11979,7 +11951,6 @@
                 <w:rFonts w:hint="eastAsia" w:ascii="宋体" w:hAnsi="宋体" w:eastAsia="宋体" w:cs="宋体"/>
                 <w:b w:val="0"/>
                 <w:bCs/>
-                <w:highlight w:val="none"/>
               </w:rPr>
             </w:pPr>
             <w:r>
@@ -11988,7 +11959,6 @@
                 <w:bCs/>
                 <w:sz w:val="21"/>
                 <w:szCs w:val="21"/>
-                <w:highlight w:val="none"/>
               </w:rPr>
               <w:t>&gt;0.700</w:t>
             </w:r>
@@ -12014,7 +11984,6 @@
                 <w:rFonts w:hint="eastAsia" w:ascii="宋体" w:hAnsi="宋体" w:eastAsia="宋体" w:cs="宋体"/>
                 <w:b w:val="0"/>
                 <w:bCs/>
-                <w:highlight w:val="none"/>
               </w:rPr>
             </w:pPr>
             <w:r>
@@ -12023,7 +11992,6 @@
                 <w:bCs/>
                 <w:sz w:val="21"/>
                 <w:szCs w:val="21"/>
-                <w:highlight w:val="none"/>
               </w:rPr>
               <w:t>适合进行因子分析</w:t>
             </w:r>
@@ -12067,7 +12035,6 @@
                 <w:rFonts w:hint="eastAsia" w:ascii="宋体" w:hAnsi="宋体" w:eastAsia="宋体" w:cs="宋体"/>
                 <w:b w:val="0"/>
                 <w:bCs/>
-                <w:highlight w:val="none"/>
               </w:rPr>
             </w:pPr>
             <w:r>
@@ -12076,7 +12043,6 @@
                 <w:bCs/>
                 <w:sz w:val="21"/>
                 <w:szCs w:val="21"/>
-                <w:highlight w:val="none"/>
               </w:rPr>
               <w:t>Bartlett球形检验</w:t>
             </w:r>
@@ -12102,7 +12068,6 @@
                 <w:rFonts w:hint="eastAsia" w:ascii="宋体" w:hAnsi="宋体" w:eastAsia="宋体" w:cs="宋体"/>
                 <w:b w:val="0"/>
                 <w:bCs/>
-                <w:highlight w:val="none"/>
               </w:rPr>
             </w:pPr>
             <w:r>
@@ -12111,7 +12076,6 @@
                 <w:bCs/>
                 <w:sz w:val="21"/>
                 <w:szCs w:val="21"/>
-                <w:highlight w:val="none"/>
               </w:rPr>
               <w:t>近似卡方值（χ²）</w:t>
             </w:r>
@@ -12139,7 +12103,6 @@
                 <w:rFonts w:hint="eastAsia" w:ascii="宋体" w:hAnsi="宋体" w:eastAsia="宋体" w:cs="宋体"/>
                 <w:b w:val="0"/>
                 <w:bCs/>
-                <w:highlight w:val="none"/>
               </w:rPr>
             </w:pPr>
             <w:r>
@@ -12147,7 +12110,6 @@
                 <w:rFonts w:ascii="Times New Roman" w:hAnsi="Times New Roman" w:eastAsia="宋体" w:cs="宋体"/>
                 <w:sz w:val="21"/>
                 <w:szCs w:val="21"/>
-                <w:highlight w:val="none"/>
               </w:rPr>
               <w:t>1419.603</w:t>
             </w:r>
@@ -12173,7 +12135,6 @@
                 <w:rFonts w:hint="eastAsia" w:ascii="宋体" w:hAnsi="宋体" w:eastAsia="宋体" w:cs="宋体"/>
                 <w:b w:val="0"/>
                 <w:bCs/>
-                <w:highlight w:val="none"/>
               </w:rPr>
             </w:pPr>
             <w:r>
@@ -12182,7 +12143,6 @@
                 <w:bCs/>
                 <w:sz w:val="21"/>
                 <w:szCs w:val="21"/>
-                <w:highlight w:val="none"/>
               </w:rPr>
               <w:t>/</w:t>
             </w:r>
@@ -12208,7 +12168,6 @@
                 <w:rFonts w:hint="eastAsia" w:ascii="宋体" w:hAnsi="宋体" w:eastAsia="宋体" w:cs="宋体"/>
                 <w:b w:val="0"/>
                 <w:bCs/>
-                <w:highlight w:val="none"/>
               </w:rPr>
             </w:pPr>
             <w:r>
@@ -12217,7 +12176,6 @@
                 <w:bCs/>
                 <w:sz w:val="21"/>
                 <w:szCs w:val="21"/>
-                <w:highlight w:val="none"/>
               </w:rPr>
               <w:t>/</w:t>
             </w:r>
@@ -12262,7 +12220,6 @@
                 <w:rFonts w:hint="eastAsia" w:ascii="宋体" w:hAnsi="宋体" w:eastAsia="宋体" w:cs="宋体"/>
                 <w:b w:val="0"/>
                 <w:bCs/>
-                <w:highlight w:val="none"/>
               </w:rPr>
             </w:pPr>
           </w:p>
@@ -12287,7 +12244,6 @@
                 <w:rFonts w:hint="eastAsia" w:ascii="宋体" w:hAnsi="宋体" w:eastAsia="宋体" w:cs="宋体"/>
                 <w:b w:val="0"/>
                 <w:bCs/>
-                <w:highlight w:val="none"/>
               </w:rPr>
             </w:pPr>
             <w:r>
@@ -12296,7 +12252,6 @@
                 <w:bCs/>
                 <w:sz w:val="21"/>
                 <w:szCs w:val="21"/>
-                <w:highlight w:val="none"/>
               </w:rPr>
               <w:t>自由度（df）</w:t>
             </w:r>
@@ -12324,7 +12279,6 @@
                 <w:rFonts w:hint="eastAsia" w:ascii="宋体" w:hAnsi="宋体" w:eastAsia="宋体" w:cs="宋体"/>
                 <w:b w:val="0"/>
                 <w:bCs/>
-                <w:highlight w:val="none"/>
               </w:rPr>
             </w:pPr>
             <w:r>
@@ -12332,7 +12286,6 @@
                 <w:rFonts w:ascii="Times New Roman" w:hAnsi="Times New Roman" w:eastAsia="宋体" w:cs="宋体"/>
                 <w:sz w:val="21"/>
                 <w:szCs w:val="21"/>
-                <w:highlight w:val="none"/>
               </w:rPr>
               <w:t>153</w:t>
             </w:r>
@@ -12358,7 +12311,6 @@
                 <w:rFonts w:hint="eastAsia" w:ascii="宋体" w:hAnsi="宋体" w:eastAsia="宋体" w:cs="宋体"/>
                 <w:b w:val="0"/>
                 <w:bCs/>
-                <w:highlight w:val="none"/>
               </w:rPr>
             </w:pPr>
             <w:r>
@@ -12367,7 +12319,6 @@
                 <w:bCs/>
                 <w:sz w:val="21"/>
                 <w:szCs w:val="21"/>
-                <w:highlight w:val="none"/>
               </w:rPr>
               <w:t>/</w:t>
             </w:r>
@@ -12393,7 +12344,6 @@
                 <w:rFonts w:hint="eastAsia" w:ascii="宋体" w:hAnsi="宋体" w:eastAsia="宋体" w:cs="宋体"/>
                 <w:b w:val="0"/>
                 <w:bCs/>
-                <w:highlight w:val="none"/>
               </w:rPr>
             </w:pPr>
             <w:r>
@@ -12402,7 +12352,6 @@
                 <w:bCs/>
                 <w:sz w:val="21"/>
                 <w:szCs w:val="21"/>
-                <w:highlight w:val="none"/>
               </w:rPr>
               <w:t>/</w:t>
             </w:r>
@@ -12445,7 +12394,6 @@
                 <w:rFonts w:hint="eastAsia" w:ascii="宋体" w:hAnsi="宋体" w:eastAsia="宋体" w:cs="宋体"/>
                 <w:b w:val="0"/>
                 <w:bCs/>
-                <w:highlight w:val="none"/>
               </w:rPr>
             </w:pPr>
           </w:p>
@@ -12470,7 +12418,6 @@
                 <w:rFonts w:hint="eastAsia" w:ascii="宋体" w:hAnsi="宋体" w:eastAsia="宋体" w:cs="宋体"/>
                 <w:b w:val="0"/>
                 <w:bCs/>
-                <w:highlight w:val="none"/>
               </w:rPr>
             </w:pPr>
             <w:r>
@@ -12479,7 +12426,6 @@
                 <w:bCs/>
                 <w:sz w:val="21"/>
                 <w:szCs w:val="21"/>
-                <w:highlight w:val="none"/>
               </w:rPr>
               <w:t>显著性（Sig.）</w:t>
             </w:r>
@@ -12507,7 +12453,6 @@
                 <w:rFonts w:hint="eastAsia" w:ascii="宋体" w:hAnsi="宋体" w:eastAsia="宋体" w:cs="宋体"/>
                 <w:b w:val="0"/>
                 <w:bCs/>
-                <w:highlight w:val="none"/>
               </w:rPr>
             </w:pPr>
             <w:r>
@@ -12515,7 +12460,6 @@
                 <w:rFonts w:ascii="Times New Roman" w:hAnsi="Times New Roman" w:eastAsia="宋体" w:cs="宋体"/>
                 <w:sz w:val="21"/>
                 <w:szCs w:val="21"/>
-                <w:highlight w:val="none"/>
               </w:rPr>
               <w:t>&lt;0.001</w:t>
             </w:r>
@@ -12541,7 +12485,6 @@
                 <w:rFonts w:hint="eastAsia" w:ascii="宋体" w:hAnsi="宋体" w:eastAsia="宋体" w:cs="宋体"/>
                 <w:b w:val="0"/>
                 <w:bCs/>
-                <w:highlight w:val="none"/>
               </w:rPr>
             </w:pPr>
             <w:r>
@@ -12550,7 +12493,6 @@
                 <w:bCs/>
                 <w:sz w:val="21"/>
                 <w:szCs w:val="21"/>
-                <w:highlight w:val="none"/>
               </w:rPr>
               <w:t>&lt;0.05</w:t>
             </w:r>
@@ -12576,7 +12518,6 @@
                 <w:rFonts w:hint="eastAsia" w:ascii="宋体" w:hAnsi="宋体" w:eastAsia="宋体" w:cs="宋体"/>
                 <w:b w:val="0"/>
                 <w:bCs/>
-                <w:highlight w:val="none"/>
               </w:rPr>
             </w:pPr>
             <w:r>
@@ -12585,7 +12526,6 @@
                 <w:bCs/>
                 <w:sz w:val="21"/>
                 <w:szCs w:val="21"/>
-                <w:highlight w:val="none"/>
               </w:rPr>
               <w:t>适合进行因子分析</w:t>
             </w:r>
@@ -12598,16 +12538,12 @@
         <w:spacing w:before="0" w:after="0" w:line="400" w:lineRule="exact"/>
         <w:ind w:firstLine="480"/>
         <w:jc w:val="both"/>
-        <w:rPr>
-          <w:highlight w:val="none"/>
-        </w:rPr>
       </w:pPr>
       <w:r>
         <w:rPr>
           <w:rFonts w:ascii="Times New Roman" w:hAnsi="Times New Roman" w:eastAsia="宋体" w:cs="宋体"/>
           <w:sz w:val="24"/>
           <w:szCs w:val="24"/>
-          <w:highlight w:val="none"/>
         </w:rPr>
         <w:t>由表3-2可知，KMO值为0.7</w:t>
       </w:r>
@@ -12616,7 +12552,6 @@
           <w:rFonts w:hint="eastAsia" w:ascii="Times New Roman" w:hAnsi="Times New Roman" w:eastAsia="宋体" w:cs="宋体"/>
           <w:sz w:val="24"/>
           <w:szCs w:val="24"/>
-          <w:highlight w:val="none"/>
           <w:lang w:val="en-US" w:eastAsia="zh-CN"/>
         </w:rPr>
         <w:t>8</w:t>
@@ -12626,14 +12561,10 @@
           <w:rFonts w:ascii="Times New Roman" w:hAnsi="Times New Roman" w:eastAsia="宋体" w:cs="宋体"/>
           <w:sz w:val="24"/>
           <w:szCs w:val="24"/>
-          <w:highlight w:val="none"/>
         </w:rPr>
         <w:t>5，超过0.700标准，达到"良好"水平（Kaiser，1974）</w:t>
       </w:r>
       <w:r>
-        <w:rPr>
-          <w:highlight w:val="none"/>
-        </w:rPr>
         <w:endnoteReference w:id="6"/>
       </w:r>
       <w:r>
@@ -12641,7 +12572,6 @@
           <w:rFonts w:ascii="Times New Roman" w:hAnsi="Times New Roman" w:eastAsia="宋体" w:cs="宋体"/>
           <w:sz w:val="24"/>
           <w:szCs w:val="24"/>
-          <w:highlight w:val="none"/>
         </w:rPr>
         <w:t>；Bartlett球形检验近似卡方值为1419.603（df=153，p&lt;0.001），拒绝相关矩阵为单位阵的原假设，验证了变量间存在充分共变关系，</w:t>
       </w:r>
@@ -12652,7 +12582,6 @@
           <w:rFonts w:ascii="Times New Roman" w:hAnsi="Times New Roman" w:eastAsia="宋体" w:cs="宋体"/>
           <w:sz w:val="24"/>
           <w:szCs w:val="24"/>
-          <w:highlight w:val="none"/>
         </w:rPr>
         <w:t>数据结构满足因子分析前提条件。</w:t>
       </w:r>
@@ -12662,9 +12591,6 @@
         <w:pStyle w:val="4"/>
         <w:spacing w:before="0" w:after="0" w:line="400" w:lineRule="exact"/>
         <w:jc w:val="both"/>
-        <w:rPr>
-          <w:highlight w:val="none"/>
-        </w:rPr>
       </w:pPr>
       <w:r>
         <w:rPr>
@@ -12672,7 +12598,6 @@
           <w:b/>
           <w:sz w:val="24"/>
           <w:szCs w:val="24"/>
-          <w:highlight w:val="none"/>
         </w:rPr>
         <w:t>3.6.4主成分分析</w:t>
       </w:r>
@@ -21749,15 +21674,11 @@
           <w:p>
             <w:pPr>
               <w:jc w:val="center"/>
-              <w:rPr>
-                <w:highlight w:val="yellow"/>
-              </w:rPr>
             </w:pPr>
             <w:r>
               <w:rPr>
                 <w:rFonts w:ascii="宋体" w:hAnsi="宋体"/>
                 <w:sz w:val="21"/>
-                <w:highlight w:val="yellow"/>
               </w:rPr>
               <w:t>GP1</w:t>
             </w:r>
@@ -21774,15 +21695,11 @@
           <w:p>
             <w:pPr>
               <w:jc w:val="center"/>
-              <w:rPr>
-                <w:highlight w:val="yellow"/>
-              </w:rPr>
             </w:pPr>
             <w:r>
               <w:rPr>
                 <w:rFonts w:ascii="宋体" w:hAnsi="宋体"/>
                 <w:sz w:val="21"/>
-                <w:highlight w:val="yellow"/>
               </w:rPr>
               <w:t>2.970</w:t>
             </w:r>
@@ -21799,15 +21716,11 @@
           <w:p>
             <w:pPr>
               <w:jc w:val="center"/>
-              <w:rPr>
-                <w:highlight w:val="yellow"/>
-              </w:rPr>
             </w:pPr>
             <w:r>
               <w:rPr>
                 <w:rFonts w:ascii="宋体" w:hAnsi="宋体"/>
                 <w:sz w:val="21"/>
-                <w:highlight w:val="yellow"/>
               </w:rPr>
               <w:t>1.164</w:t>
             </w:r>
@@ -21824,15 +21737,11 @@
           <w:p>
             <w:pPr>
               <w:jc w:val="center"/>
-              <w:rPr>
-                <w:highlight w:val="yellow"/>
-              </w:rPr>
             </w:pPr>
             <w:r>
               <w:rPr>
                 <w:rFonts w:ascii="宋体" w:hAnsi="宋体"/>
                 <w:sz w:val="21"/>
-                <w:highlight w:val="yellow"/>
               </w:rPr>
               <w:t>1.354</w:t>
             </w:r>
@@ -21891,15 +21800,11 @@
           <w:p>
             <w:pPr>
               <w:jc w:val="center"/>
-              <w:rPr>
-                <w:highlight w:val="yellow"/>
-              </w:rPr>
             </w:pPr>
             <w:r>
               <w:rPr>
                 <w:rFonts w:ascii="宋体" w:hAnsi="宋体"/>
                 <w:sz w:val="21"/>
-                <w:highlight w:val="yellow"/>
               </w:rPr>
               <w:t>GP2</w:t>
             </w:r>
@@ -21916,15 +21821,11 @@
           <w:p>
             <w:pPr>
               <w:jc w:val="center"/>
-              <w:rPr>
-                <w:highlight w:val="yellow"/>
-              </w:rPr>
             </w:pPr>
             <w:r>
               <w:rPr>
                 <w:rFonts w:ascii="宋体" w:hAnsi="宋体"/>
                 <w:sz w:val="21"/>
-                <w:highlight w:val="yellow"/>
               </w:rPr>
               <w:t>3.010</w:t>
             </w:r>
@@ -21941,15 +21842,11 @@
           <w:p>
             <w:pPr>
               <w:jc w:val="center"/>
-              <w:rPr>
-                <w:highlight w:val="yellow"/>
-              </w:rPr>
             </w:pPr>
             <w:r>
               <w:rPr>
                 <w:rFonts w:ascii="宋体" w:hAnsi="宋体"/>
                 <w:sz w:val="21"/>
-                <w:highlight w:val="yellow"/>
               </w:rPr>
               <w:t>1.147</w:t>
             </w:r>
@@ -21966,15 +21863,11 @@
           <w:p>
             <w:pPr>
               <w:jc w:val="center"/>
-              <w:rPr>
-                <w:highlight w:val="yellow"/>
-              </w:rPr>
             </w:pPr>
             <w:r>
               <w:rPr>
                 <w:rFonts w:ascii="宋体" w:hAnsi="宋体"/>
                 <w:sz w:val="21"/>
-                <w:highlight w:val="yellow"/>
               </w:rPr>
               <w:t>1.315</w:t>
             </w:r>
@@ -22033,15 +21926,11 @@
           <w:p>
             <w:pPr>
               <w:jc w:val="center"/>
-              <w:rPr>
-                <w:highlight w:val="yellow"/>
-              </w:rPr>
             </w:pPr>
             <w:r>
               <w:rPr>
                 <w:rFonts w:ascii="宋体" w:hAnsi="宋体"/>
                 <w:sz w:val="21"/>
-                <w:highlight w:val="yellow"/>
               </w:rPr>
               <w:t>GP3</w:t>
             </w:r>
@@ -22058,15 +21947,11 @@
           <w:p>
             <w:pPr>
               <w:jc w:val="center"/>
-              <w:rPr>
-                <w:highlight w:val="yellow"/>
-              </w:rPr>
             </w:pPr>
             <w:r>
               <w:rPr>
                 <w:rFonts w:ascii="宋体" w:hAnsi="宋体"/>
                 <w:sz w:val="21"/>
-                <w:highlight w:val="yellow"/>
               </w:rPr>
               <w:t>3.037</w:t>
             </w:r>
@@ -22083,15 +21968,11 @@
           <w:p>
             <w:pPr>
               <w:jc w:val="center"/>
-              <w:rPr>
-                <w:highlight w:val="yellow"/>
-              </w:rPr>
             </w:pPr>
             <w:r>
               <w:rPr>
                 <w:rFonts w:ascii="宋体" w:hAnsi="宋体"/>
                 <w:sz w:val="21"/>
-                <w:highlight w:val="yellow"/>
               </w:rPr>
               <w:t>1.167</w:t>
             </w:r>
@@ -22108,15 +21989,11 @@
           <w:p>
             <w:pPr>
               <w:jc w:val="center"/>
-              <w:rPr>
-                <w:highlight w:val="yellow"/>
-              </w:rPr>
             </w:pPr>
             <w:r>
               <w:rPr>
                 <w:rFonts w:ascii="宋体" w:hAnsi="宋体"/>
                 <w:sz w:val="21"/>
-                <w:highlight w:val="yellow"/>
               </w:rPr>
               <w:t>1.362</w:t>
             </w:r>
@@ -24463,7 +24340,6 @@
           <w:rFonts w:ascii="Times New Roman" w:hAnsi="Times New Roman" w:eastAsia="宋体" w:cs="宋体"/>
           <w:sz w:val="24"/>
           <w:szCs w:val="24"/>
-          <w:highlight w:val="none"/>
         </w:rPr>
         <w:t>标准[12]，</w:t>
       </w:r>
@@ -25299,9 +25175,6 @@
         <w:pStyle w:val="4"/>
         <w:spacing w:before="0" w:after="0" w:line="400" w:lineRule="exact"/>
         <w:jc w:val="both"/>
-        <w:rPr>
-          <w:highlight w:val="yellow"/>
-        </w:rPr>
       </w:pPr>
       <w:r>
         <w:rPr>
@@ -25309,7 +25182,6 @@
           <w:b/>
           <w:sz w:val="24"/>
           <w:szCs w:val="24"/>
-          <w:highlight w:val="yellow"/>
           <w:lang w:val="en-US" w:eastAsia="zh-CN"/>
         </w:rPr>
         <w:t>4.2.2 效度检验（KMO与Bartlett球形检验）</w:t>
@@ -28253,7 +28125,6 @@
           <w:rFonts w:ascii="Times New Roman" w:hAnsi="Times New Roman" w:eastAsia="宋体" w:cs="宋体"/>
           <w:sz w:val="24"/>
           <w:szCs w:val="24"/>
-          <w:highlight w:val="yellow"/>
         </w:rPr>
         <w:t>各潜变量的AVE平方根（√AVE）应大于其与其他潜变量的相关系数</w:t>
       </w:r>
@@ -29423,16 +29294,12 @@
         <w:spacing w:before="0" w:after="0" w:line="400" w:lineRule="exact"/>
         <w:ind w:firstLine="480"/>
         <w:jc w:val="both"/>
-        <w:rPr>
-          <w:highlight w:val="yellow"/>
-        </w:rPr>
       </w:pPr>
       <w:r>
         <w:rPr>
           <w:rFonts w:ascii="Times New Roman" w:hAnsi="Times New Roman" w:eastAsia="宋体" w:cs="宋体"/>
           <w:sz w:val="24"/>
           <w:szCs w:val="24"/>
-          <w:highlight w:val="yellow"/>
         </w:rPr>
         <w:t>采用极大似然估计法（ML）对模型进行估计，模型拟合指数如表4-5所示。χ²/df=2.370，在2—3的可接受范围内（Wheaton等，1977）</w:t>
       </w:r>
@@ -29444,7 +29311,6 @@
           <w:rFonts w:ascii="Times New Roman" w:hAnsi="Times New Roman" w:eastAsia="宋体" w:cs="宋体"/>
           <w:sz w:val="24"/>
           <w:szCs w:val="24"/>
-          <w:highlight w:val="yellow"/>
         </w:rPr>
         <w:t>；CFI=0.976，TLI=0.963，均超过0.900的判断标准（Bentler &amp; Bonett，1980）</w:t>
       </w:r>
@@ -29456,7 +29322,6 @@
           <w:rFonts w:ascii="Times New Roman" w:hAnsi="Times New Roman" w:eastAsia="宋体" w:cs="宋体"/>
           <w:sz w:val="24"/>
           <w:szCs w:val="24"/>
-          <w:highlight w:val="yellow"/>
         </w:rPr>
         <w:t>；RMSEA=0.052，接近0.050的"良好"阈值（Browne &amp; Cudeck，1993）</w:t>
       </w:r>
@@ -29468,7 +29333,6 @@
           <w:rFonts w:ascii="Times New Roman" w:hAnsi="Times New Roman" w:eastAsia="宋体" w:cs="宋体"/>
           <w:sz w:val="24"/>
           <w:szCs w:val="24"/>
-          <w:highlight w:val="yellow"/>
         </w:rPr>
         <w:t>；SRMR=0.066，低于0.080的可接受标准（Hu &amp; Bentler，1999）。各项拟合指数均达标，表明本文理论模型与观测数据具有良好适配性。</w:t>
       </w:r>
@@ -31727,7 +31591,6 @@
           <w:rFonts w:ascii="Times New Roman" w:hAnsi="Times New Roman" w:eastAsia="宋体" w:cs="宋体"/>
           <w:sz w:val="24"/>
           <w:szCs w:val="24"/>
-          <w:highlight w:val="yellow"/>
         </w:rPr>
         <w:t>本文采用Bootstrapping方法（重复抽样5000次，置信区间</w:t>
       </w:r>
@@ -31739,7 +31602,6 @@
           <w:rFonts w:ascii="Times New Roman" w:hAnsi="Times New Roman" w:eastAsia="宋体" w:cs="宋体"/>
           <w:sz w:val="24"/>
           <w:szCs w:val="24"/>
-          <w:highlight w:val="yellow"/>
         </w:rPr>
         <w:t>采用95% Bias-Corrected Bootstrap CI，Preacher &amp; Hayes，2008）</w:t>
       </w:r>
@@ -31774,7 +31636,6 @@
           <w:rFonts w:ascii="Times New Roman" w:hAnsi="Times New Roman" w:eastAsia="宋体" w:cs="宋体"/>
           <w:sz w:val="24"/>
           <w:szCs w:val="24"/>
-          <w:highlight w:val="yellow"/>
         </w:rPr>
         <w:t>显著的部分中介作用；</w:t>
       </w:r>
@@ -31791,7 +31652,6 @@
           <w:rFonts w:ascii="Times New Roman" w:hAnsi="Times New Roman" w:eastAsia="宋体" w:cs="宋体"/>
           <w:sz w:val="24"/>
           <w:szCs w:val="24"/>
-          <w:highlight w:val="yellow"/>
         </w:rPr>
         <w:t>部分中介作用</w:t>
       </w:r>
@@ -31886,7 +31746,6 @@
               <w:rPr>
                 <w:b w:val="0"/>
                 <w:bCs/>
-                <w:highlight w:val="yellow"/>
               </w:rPr>
             </w:pPr>
             <w:r>
@@ -31896,7 +31755,6 @@
                 <w:bCs/>
                 <w:sz w:val="21"/>
                 <w:szCs w:val="21"/>
-                <w:highlight w:val="yellow"/>
               </w:rPr>
               <w:t>假设</w:t>
             </w:r>
@@ -31921,7 +31779,6 @@
               <w:rPr>
                 <w:b w:val="0"/>
                 <w:bCs/>
-                <w:highlight w:val="yellow"/>
               </w:rPr>
             </w:pPr>
             <w:r>
@@ -31931,7 +31788,6 @@
                 <w:bCs/>
                 <w:sz w:val="21"/>
                 <w:szCs w:val="21"/>
-                <w:highlight w:val="yellow"/>
               </w:rPr>
               <w:t>中介路径</w:t>
             </w:r>
@@ -32849,16 +32705,12 @@
         <w:spacing w:before="0" w:after="0" w:line="400" w:lineRule="exact"/>
         <w:ind w:firstLine="480"/>
         <w:jc w:val="both"/>
-        <w:rPr>
-          <w:highlight w:val="yellow"/>
-        </w:rPr>
       </w:pPr>
       <w:r>
         <w:rPr>
           <w:rFonts w:ascii="Times New Roman" w:hAnsi="Times New Roman" w:eastAsia="宋体" w:cs="宋体"/>
           <w:sz w:val="24"/>
           <w:szCs w:val="24"/>
-          <w:highlight w:val="yellow"/>
         </w:rPr>
         <w:t>本章以集群电商高水平发展为结果变量，以政策治理（GP）、人才支撑（TS）、基础设施（IF）、技术创新（TI）、数字化能力（DS）、资源禀赋（EN）六个条件变量（其中基础设施IF与数字化能力DS同时作为SEM中介变量），通过校准、必要性分析、真值表构建与组态分析四个步骤开展fsQCA，样本量N=508，一致性阈值设为0.85，频数阈值设为3[4]。</w:t>
       </w:r>
@@ -33965,7 +33817,6 @@
           <w:rFonts w:ascii="Times New Roman" w:hAnsi="Times New Roman" w:eastAsia="宋体" w:cs="宋体"/>
           <w:sz w:val="24"/>
           <w:szCs w:val="24"/>
-          <w:highlight w:val="yellow"/>
         </w:rPr>
         <w:t>则结果变量的隶属分数不超过该条件的隶属分数（即Y⊆X），其一致性≥0.900[4]</w:t>
       </w:r>
@@ -40408,15 +40259,8 @@
       </w:r>
     </w:p>
     <w:p>
-      <w:pPr>
-        <w:rPr>
-          <w:highlight w:val="yellow"/>
-        </w:rPr>
-      </w:pPr>
-      <w:r>
-        <w:rPr>
-          <w:highlight w:val="yellow"/>
-        </w:rPr>
+      <w:pPr/>
+      <w:r>
         <w:t>[3] Tornatzky L G, Fleischer M. The Processes of Technological Innovation[M]. Lexington: Lexington Books, 1990.</w:t>
       </w:r>
     </w:p>
